--- a/docs/Програма Tutor.docx
+++ b/docs/Програма Tutor.docx
@@ -2478,10 +2478,7 @@
               <w:jc w:val="left"/>
             </w:pPr>
             <w:r>
-              <w:t>707</w:t>
-            </w:r>
-            <w:r>
-              <w:t>2</w:t>
+              <w:t>7072</w:t>
             </w:r>
           </w:p>
         </w:tc>
@@ -2565,10 +2562,7 @@
               <w:jc w:val="left"/>
             </w:pPr>
             <w:r>
-              <w:t>707</w:t>
-            </w:r>
-            <w:r>
-              <w:t>3</w:t>
+              <w:t>7073</w:t>
             </w:r>
           </w:p>
         </w:tc>
@@ -2673,10 +2667,7 @@
               <w:jc w:val="left"/>
             </w:pPr>
             <w:r>
-              <w:t>707</w:t>
-            </w:r>
-            <w:r>
-              <w:t>4</w:t>
+              <w:t>7074</w:t>
             </w:r>
           </w:p>
         </w:tc>
@@ -3007,8 +2998,19 @@
         <w:pStyle w:val="ae"/>
       </w:pPr>
       <w:r>
-        <w:t>PROBLEM_FILTER_KEY = "problemset_problem_filter";</w:t>
-      </w:r>
+        <w:t>PROBLEM_FILTER_KEY = "</w:t>
+      </w:r>
+      <w:r>
+        <w:t>PSET</w:t>
+      </w:r>
+      <w:r>
+        <w:t>_problem_filter";</w:t>
+      </w:r>
+    </w:p>
+    <w:p>
+      <w:pPr>
+        <w:pStyle w:val="ae"/>
+      </w:pPr>
     </w:p>
     <w:p>
       <w:pPr>
@@ -3062,7 +3064,13 @@
         <w:t xml:space="preserve">const </w:t>
       </w:r>
       <w:r>
-        <w:t>PROBLEM_FILTER_KEY = "problemset_problem_filter";</w:t>
+        <w:t>PROBLEM_FILTER_KEY = "</w:t>
+      </w:r>
+      <w:r>
+        <w:t>PSET</w:t>
+      </w:r>
+      <w:r>
+        <w:t>_problem_filter";</w:t>
       </w:r>
     </w:p>
     <w:p>
